--- a/public/Mohamed_Cherif_Gherbi_CV_Improved.docx
+++ b/public/Mohamed_Cherif_Gherbi_CV_Improved.docx
@@ -23,12 +23,6 @@
         <w:gridCol w:w="10040"/>
       </w:tblGrid>
       <w:tr>
-        <w:tblPrEx>
-          <w:tblCellMar>
-            <w:top w:w="0" w:type="dxa"/>
-            <w:bottom w:w="0" w:type="dxa"/>
-          </w:tblCellMar>
-        </w:tblPrEx>
         <w:tc>
           <w:tcPr>
             <w:tcW w:w="0" w:type="auto"/>
@@ -81,33 +75,7 @@
                 <w:sz w:val="24"/>
                 <w:szCs w:val="24"/>
               </w:rPr>
-              <w:t xml:space="preserve">Full-Stack </w:t>
-            </w:r>
-            <w:proofErr w:type="gramStart"/>
-            <w:r>
-              <w:rPr>
-                <w:b/>
-                <w:bCs/>
-                <w:i/>
-                <w:iCs/>
-                <w:color w:val="A8C4E0"/>
-                <w:sz w:val="24"/>
-                <w:szCs w:val="24"/>
-              </w:rPr>
-              <w:t>Engineer  |</w:t>
-            </w:r>
-            <w:proofErr w:type="gramEnd"/>
-            <w:r>
-              <w:rPr>
-                <w:b/>
-                <w:bCs/>
-                <w:i/>
-                <w:iCs/>
-                <w:color w:val="A8C4E0"/>
-                <w:sz w:val="24"/>
-                <w:szCs w:val="24"/>
-              </w:rPr>
-              <w:t xml:space="preserve">  AI &amp; Audio Specialist</w:t>
+              <w:t>Full-Stack Engineer  |  AI &amp; Audio Specialist</w:t>
             </w:r>
           </w:p>
           <w:p>
@@ -137,23 +105,31 @@
                 <w:szCs w:val="18"/>
               </w:rPr>
             </w:pPr>
-            <w:proofErr w:type="gramStart"/>
             <w:r>
               <w:rPr>
                 <w:color w:val="C8DCF0"/>
                 <w:sz w:val="18"/>
                 <w:szCs w:val="18"/>
               </w:rPr>
-              <w:t>·  midouma25@gmail.com</w:t>
-            </w:r>
-            <w:proofErr w:type="gramEnd"/>
-            <w:r>
+              <w:t xml:space="preserve">·  midouma25@gmail.com </w:t>
+            </w:r>
+          </w:p>
+          <w:p>
+            <w:pPr>
+              <w:jc w:val="center"/>
               <w:rPr>
                 <w:color w:val="C8DCF0"/>
                 <w:sz w:val="18"/>
                 <w:szCs w:val="18"/>
               </w:rPr>
-              <w:t xml:space="preserve"> </w:t>
+            </w:pPr>
+            <w:r>
+              <w:rPr>
+                <w:color w:val="C8DCF0"/>
+                <w:sz w:val="18"/>
+                <w:szCs w:val="18"/>
+              </w:rPr>
+              <w:t xml:space="preserve">·  +213 553 966 322 </w:t>
             </w:r>
           </w:p>
           <w:p>
@@ -165,23 +141,31 @@
                 <w:szCs w:val="18"/>
               </w:rPr>
             </w:pPr>
-            <w:proofErr w:type="gramStart"/>
             <w:r>
               <w:rPr>
                 <w:color w:val="C8DCF0"/>
                 <w:sz w:val="18"/>
                 <w:szCs w:val="18"/>
               </w:rPr>
-              <w:t>·  +</w:t>
-            </w:r>
-            <w:proofErr w:type="gramEnd"/>
-            <w:r>
+              <w:t xml:space="preserve"> ·  linkedin.com/in/mohamed-cherif-gherbi-8930513bb </w:t>
+            </w:r>
+          </w:p>
+          <w:p>
+            <w:pPr>
+              <w:jc w:val="center"/>
               <w:rPr>
                 <w:color w:val="C8DCF0"/>
                 <w:sz w:val="18"/>
                 <w:szCs w:val="18"/>
               </w:rPr>
-              <w:t xml:space="preserve">213 553 966 322 </w:t>
+            </w:pPr>
+            <w:r>
+              <w:rPr>
+                <w:color w:val="C8DCF0"/>
+                <w:sz w:val="18"/>
+                <w:szCs w:val="18"/>
+              </w:rPr>
+              <w:t xml:space="preserve"> ·  github.com/midouma25</w:t>
             </w:r>
           </w:p>
           <w:p>
@@ -198,80 +182,6 @@
                 <w:color w:val="C8DCF0"/>
                 <w:sz w:val="18"/>
                 <w:szCs w:val="18"/>
-              </w:rPr>
-              <w:t xml:space="preserve"> </w:t>
-            </w:r>
-            <w:proofErr w:type="gramStart"/>
-            <w:r>
-              <w:rPr>
-                <w:color w:val="C8DCF0"/>
-                <w:sz w:val="18"/>
-                <w:szCs w:val="18"/>
-              </w:rPr>
-              <w:t>·  linkedin.com</w:t>
-            </w:r>
-            <w:proofErr w:type="gramEnd"/>
-            <w:r>
-              <w:rPr>
-                <w:color w:val="C8DCF0"/>
-                <w:sz w:val="18"/>
-                <w:szCs w:val="18"/>
-              </w:rPr>
-              <w:t xml:space="preserve">/in/mohamed-cherif-gherbi-8930513bb </w:t>
-            </w:r>
-          </w:p>
-          <w:p>
-            <w:pPr>
-              <w:jc w:val="center"/>
-              <w:rPr>
-                <w:color w:val="C8DCF0"/>
-                <w:sz w:val="18"/>
-                <w:szCs w:val="18"/>
-              </w:rPr>
-            </w:pPr>
-            <w:r>
-              <w:rPr>
-                <w:color w:val="C8DCF0"/>
-                <w:sz w:val="18"/>
-                <w:szCs w:val="18"/>
-              </w:rPr>
-              <w:t xml:space="preserve"> </w:t>
-            </w:r>
-            <w:proofErr w:type="gramStart"/>
-            <w:r>
-              <w:rPr>
-                <w:color w:val="C8DCF0"/>
-                <w:sz w:val="18"/>
-                <w:szCs w:val="18"/>
-              </w:rPr>
-              <w:t>·  github.com</w:t>
-            </w:r>
-            <w:proofErr w:type="gramEnd"/>
-            <w:r>
-              <w:rPr>
-                <w:color w:val="C8DCF0"/>
-                <w:sz w:val="18"/>
-                <w:szCs w:val="18"/>
-              </w:rPr>
-              <w:t>/midouma25</w:t>
-            </w:r>
-          </w:p>
-          <w:p>
-            <w:pPr>
-              <w:jc w:val="center"/>
-              <w:rPr>
-                <w:color w:val="C8DCF0"/>
-                <w:sz w:val="18"/>
-                <w:szCs w:val="18"/>
-                <w:lang w:val="fr-FR"/>
-              </w:rPr>
-            </w:pPr>
-            <w:r>
-              <w:rPr>
-                <w:color w:val="C8DCF0"/>
-                <w:sz w:val="18"/>
-                <w:szCs w:val="18"/>
-                <w:lang w:val="fr-FR"/>
               </w:rPr>
               <w:t xml:space="preserve">. </w:t>
             </w:r>
@@ -366,12 +276,6 @@
         <w:gridCol w:w="3340"/>
       </w:tblGrid>
       <w:tr>
-        <w:tblPrEx>
-          <w:tblCellMar>
-            <w:top w:w="0" w:type="dxa"/>
-            <w:bottom w:w="0" w:type="dxa"/>
-          </w:tblCellMar>
-        </w:tblPrEx>
         <w:tc>
           <w:tcPr>
             <w:tcW w:w="3340" w:type="dxa"/>
@@ -693,12 +597,6 @@
         <w:gridCol w:w="3160"/>
       </w:tblGrid>
       <w:tr>
-        <w:tblPrEx>
-          <w:tblCellMar>
-            <w:top w:w="0" w:type="dxa"/>
-            <w:bottom w:w="0" w:type="dxa"/>
-          </w:tblCellMar>
-        </w:tblPrEx>
         <w:tc>
           <w:tcPr>
             <w:tcW w:w="6200" w:type="dxa"/>
@@ -733,18 +631,7 @@
                 <w:sz w:val="21"/>
                 <w:szCs w:val="21"/>
               </w:rPr>
-              <w:t xml:space="preserve">Freelance Audio &amp; Video </w:t>
-            </w:r>
-            <w:proofErr w:type="gramStart"/>
-            <w:r>
-              <w:rPr>
-                <w:b/>
-                <w:bCs/>
-                <w:color w:val="1B2A4A"/>
-                <w:sz w:val="21"/>
-                <w:szCs w:val="21"/>
-              </w:rPr>
-              <w:t>Specialist</w:t>
+              <w:t>Freelance Audio &amp; Video Specialist</w:t>
             </w:r>
             <w:r>
               <w:rPr>
@@ -752,16 +639,7 @@
                 <w:sz w:val="19"/>
                 <w:szCs w:val="19"/>
               </w:rPr>
-              <w:t xml:space="preserve">  •</w:t>
-            </w:r>
-            <w:proofErr w:type="gramEnd"/>
-            <w:r>
-              <w:rPr>
-                <w:color w:val="6B7280"/>
-                <w:sz w:val="19"/>
-                <w:szCs w:val="19"/>
-              </w:rPr>
-              <w:t xml:space="preserve">  Self-Employed</w:t>
+              <w:t xml:space="preserve">  •  Self-Employed</w:t>
             </w:r>
           </w:p>
         </w:tc>
@@ -897,12 +775,6 @@
         <w:gridCol w:w="3160"/>
       </w:tblGrid>
       <w:tr>
-        <w:tblPrEx>
-          <w:tblCellMar>
-            <w:top w:w="0" w:type="dxa"/>
-            <w:bottom w:w="0" w:type="dxa"/>
-          </w:tblCellMar>
-        </w:tblPrEx>
         <w:tc>
           <w:tcPr>
             <w:tcW w:w="6200" w:type="dxa"/>
@@ -925,18 +797,7 @@
                 <w:sz w:val="21"/>
                 <w:szCs w:val="21"/>
               </w:rPr>
-              <w:t xml:space="preserve">Algorithmic Trading </w:t>
-            </w:r>
-            <w:proofErr w:type="gramStart"/>
-            <w:r>
-              <w:rPr>
-                <w:b/>
-                <w:bCs/>
-                <w:color w:val="1B2A4A"/>
-                <w:sz w:val="21"/>
-                <w:szCs w:val="21"/>
-              </w:rPr>
-              <w:t>Developer</w:t>
+              <w:t>Algorithmic Trading Developer</w:t>
             </w:r>
             <w:r>
               <w:rPr>
@@ -944,16 +805,7 @@
                 <w:sz w:val="19"/>
                 <w:szCs w:val="19"/>
               </w:rPr>
-              <w:t xml:space="preserve">  •</w:t>
-            </w:r>
-            <w:proofErr w:type="gramEnd"/>
-            <w:r>
-              <w:rPr>
-                <w:color w:val="6B7280"/>
-                <w:sz w:val="19"/>
-                <w:szCs w:val="19"/>
-              </w:rPr>
-              <w:t xml:space="preserve">  OANDA / Pocket Option — Freelance</w:t>
+              <w:t xml:space="preserve">  •  OANDA / Pocket Option — Freelance</w:t>
             </w:r>
           </w:p>
         </w:tc>
@@ -1052,12 +904,6 @@
         <w:gridCol w:w="3160"/>
       </w:tblGrid>
       <w:tr>
-        <w:tblPrEx>
-          <w:tblCellMar>
-            <w:top w:w="0" w:type="dxa"/>
-            <w:bottom w:w="0" w:type="dxa"/>
-          </w:tblCellMar>
-        </w:tblPrEx>
         <w:tc>
           <w:tcPr>
             <w:tcW w:w="6200" w:type="dxa"/>
@@ -1080,18 +926,7 @@
                 <w:sz w:val="21"/>
                 <w:szCs w:val="21"/>
               </w:rPr>
-              <w:t xml:space="preserve">Trading </w:t>
-            </w:r>
-            <w:proofErr w:type="gramStart"/>
-            <w:r>
-              <w:rPr>
-                <w:b/>
-                <w:bCs/>
-                <w:color w:val="1B2A4A"/>
-                <w:sz w:val="21"/>
-                <w:szCs w:val="21"/>
-              </w:rPr>
-              <w:t>Specialist</w:t>
+              <w:t>Trading Specialist</w:t>
             </w:r>
             <w:r>
               <w:rPr>
@@ -1099,27 +934,8 @@
                 <w:sz w:val="19"/>
                 <w:szCs w:val="19"/>
               </w:rPr>
-              <w:t xml:space="preserve">  •</w:t>
-            </w:r>
-            <w:proofErr w:type="gramEnd"/>
-            <w:r>
-              <w:rPr>
-                <w:color w:val="6B7280"/>
-                <w:sz w:val="19"/>
-                <w:szCs w:val="19"/>
-              </w:rPr>
-              <w:t xml:space="preserve">  </w:t>
-            </w:r>
-            <w:proofErr w:type="spellStart"/>
-            <w:r>
-              <w:rPr>
-                <w:color w:val="6B7280"/>
-                <w:sz w:val="19"/>
-                <w:szCs w:val="19"/>
-              </w:rPr>
-              <w:t>Exness</w:t>
-            </w:r>
-            <w:proofErr w:type="spellEnd"/>
+              <w:t xml:space="preserve">  •  Exness</w:t>
+            </w:r>
           </w:p>
         </w:tc>
         <w:tc>
@@ -1219,25 +1035,7 @@
           <w:bCs/>
           <w:color w:val="1B2A4A"/>
         </w:rPr>
-        <w:t xml:space="preserve">AI-Powered MERN Full-Stack E-Commerce </w:t>
-      </w:r>
-      <w:proofErr w:type="gramStart"/>
-      <w:r>
-        <w:rPr>
-          <w:b/>
-          <w:bCs/>
-          <w:color w:val="1B2A4A"/>
-        </w:rPr>
-        <w:t>Platform  ·</w:t>
-      </w:r>
-      <w:proofErr w:type="gramEnd"/>
-      <w:r>
-        <w:rPr>
-          <w:b/>
-          <w:bCs/>
-          <w:color w:val="1B2A4A"/>
-        </w:rPr>
-        <w:t xml:space="preserve">  Graduation Project</w:t>
+        <w:t>AI-Powered MERN Full-Stack E-Commerce Platform  ·  Graduation Project</w:t>
       </w:r>
     </w:p>
     <w:p>
@@ -1267,89 +1065,37 @@
           <w:bCs/>
           <w:color w:val="1B2A4A"/>
         </w:rPr>
-        <w:t xml:space="preserve">Automated Algorithmic Forex Trading Bot &amp; </w:t>
+        <w:t>Automated Algorithmic Forex Trading Bot &amp; Backtesting System</w:t>
       </w:r>
-      <w:proofErr w:type="spellStart"/>
+    </w:p>
+    <w:p>
+      <w:pPr>
+        <w:pStyle w:val="ListParagraph"/>
+        <w:numPr>
+          <w:ilvl w:val="0"/>
+          <w:numId w:val="2"/>
+        </w:numPr>
+        <w:spacing w:before="40" w:after="40"/>
+      </w:pPr>
+      <w:r>
+        <w:rPr>
+          <w:sz w:val="19"/>
+          <w:szCs w:val="19"/>
+        </w:rPr>
+        <w:t>Designed and deployed a live Python trading bot with automated market execution and a high-performance backtesting engine to simulate, analyze, and optimize quantitative trading strategies under strict risk management.</w:t>
+      </w:r>
+    </w:p>
+    <w:p>
+      <w:pPr>
+        <w:spacing w:before="160" w:after="30"/>
+      </w:pPr>
       <w:r>
         <w:rPr>
           <w:b/>
           <w:bCs/>
           <w:color w:val="1B2A4A"/>
         </w:rPr>
-        <w:t>Backtesting</w:t>
-      </w:r>
-      <w:proofErr w:type="spellEnd"/>
-      <w:r>
-        <w:rPr>
-          <w:b/>
-          <w:bCs/>
-          <w:color w:val="1B2A4A"/>
-        </w:rPr>
-        <w:t xml:space="preserve"> System</w:t>
-      </w:r>
-    </w:p>
-    <w:p>
-      <w:pPr>
-        <w:pStyle w:val="ListParagraph"/>
-        <w:numPr>
-          <w:ilvl w:val="0"/>
-          <w:numId w:val="2"/>
-        </w:numPr>
-        <w:spacing w:before="40" w:after="40"/>
-      </w:pPr>
-      <w:r>
-        <w:rPr>
-          <w:sz w:val="19"/>
-          <w:szCs w:val="19"/>
-        </w:rPr>
-        <w:t xml:space="preserve">Designed and deployed a live Python trading bot with automated market execution and a high-performance </w:t>
-      </w:r>
-      <w:proofErr w:type="spellStart"/>
-      <w:r>
-        <w:rPr>
-          <w:sz w:val="19"/>
-          <w:szCs w:val="19"/>
-        </w:rPr>
-        <w:t>backtesting</w:t>
-      </w:r>
-      <w:proofErr w:type="spellEnd"/>
-      <w:r>
-        <w:rPr>
-          <w:sz w:val="19"/>
-          <w:szCs w:val="19"/>
-        </w:rPr>
-        <w:t xml:space="preserve"> engine to simulate, analyze, and optimize quantitative trading strategies under strict risk management.</w:t>
-      </w:r>
-    </w:p>
-    <w:p>
-      <w:pPr>
-        <w:spacing w:before="160" w:after="30"/>
-      </w:pPr>
-      <w:r>
-        <w:rPr>
-          <w:b/>
-          <w:bCs/>
-          <w:color w:val="1B2A4A"/>
-        </w:rPr>
-        <w:t xml:space="preserve">Enterprise Point of Sale (POS) </w:t>
-      </w:r>
-      <w:proofErr w:type="gramStart"/>
-      <w:r>
-        <w:rPr>
-          <w:b/>
-          <w:bCs/>
-          <w:color w:val="1B2A4A"/>
-        </w:rPr>
-        <w:t>System  ·</w:t>
-      </w:r>
-      <w:proofErr w:type="gramEnd"/>
-      <w:r>
-        <w:rPr>
-          <w:b/>
-          <w:bCs/>
-          <w:color w:val="1B2A4A"/>
-        </w:rPr>
-        <w:t xml:space="preserve">  In Progress</w:t>
+        <w:t>Enterprise Point of Sale (POS) System  ·  In Progress</w:t>
       </w:r>
     </w:p>
     <w:p>
@@ -1435,18 +1181,7 @@
           <w:sz w:val="21"/>
           <w:szCs w:val="21"/>
         </w:rPr>
-        <w:t>Bachelor's Degree in Information Technology (</w:t>
-      </w:r>
-      <w:proofErr w:type="gramStart"/>
-      <w:r>
-        <w:rPr>
-          <w:b/>
-          <w:bCs/>
-          <w:color w:val="1B2A4A"/>
-          <w:sz w:val="21"/>
-          <w:szCs w:val="21"/>
-        </w:rPr>
-        <w:t>IT)</w:t>
+        <w:t>Bachelor's Degree in Information Technology (IT)</w:t>
       </w:r>
       <w:r>
         <w:rPr>
@@ -1454,16 +1189,7 @@
           <w:sz w:val="19"/>
           <w:szCs w:val="19"/>
         </w:rPr>
-        <w:t xml:space="preserve">   </w:t>
-      </w:r>
-      <w:proofErr w:type="gramEnd"/>
-      <w:r>
-        <w:rPr>
-          <w:color w:val="6B7280"/>
-          <w:sz w:val="19"/>
-          <w:szCs w:val="19"/>
-        </w:rPr>
-        <w:t>·   University of Constantine, Algeria</w:t>
+        <w:t xml:space="preserve">   ·   University of Constantine, Algeria</w:t>
       </w:r>
     </w:p>
     <w:p>
@@ -1509,7 +1235,6 @@
           <w:u w:val="single"/>
         </w:rPr>
       </w:pPr>
-      <w:proofErr w:type="gramStart"/>
       <w:r>
         <w:rPr>
           <w:b/>
@@ -1518,7 +1243,6 @@
         </w:rPr>
         <w:t>Certifications :</w:t>
       </w:r>
-      <w:proofErr w:type="gramEnd"/>
     </w:p>
     <w:tbl>
       <w:tblPr>
@@ -1542,12 +1266,6 @@
         <w:gridCol w:w="5020"/>
       </w:tblGrid>
       <w:tr>
-        <w:tblPrEx>
-          <w:tblCellMar>
-            <w:top w:w="0" w:type="dxa"/>
-            <w:bottom w:w="0" w:type="dxa"/>
-          </w:tblCellMar>
-        </w:tblPrEx>
         <w:tc>
           <w:tcPr>
             <w:tcW w:w="4680" w:type="dxa"/>
@@ -1604,12 +1322,6 @@
         </w:tc>
       </w:tr>
       <w:tr>
-        <w:tblPrEx>
-          <w:tblCellMar>
-            <w:top w:w="0" w:type="dxa"/>
-            <w:bottom w:w="0" w:type="dxa"/>
-          </w:tblCellMar>
-        </w:tblPrEx>
         <w:tc>
           <w:tcPr>
             <w:tcW w:w="5020" w:type="dxa"/>
@@ -1644,12 +1356,6 @@
         </w:tc>
       </w:tr>
       <w:tr>
-        <w:tblPrEx>
-          <w:tblCellMar>
-            <w:top w:w="0" w:type="dxa"/>
-            <w:bottom w:w="0" w:type="dxa"/>
-          </w:tblCellMar>
-        </w:tblPrEx>
         <w:tc>
           <w:tcPr>
             <w:tcW w:w="4680" w:type="dxa"/>
@@ -1706,12 +1412,6 @@
         </w:tc>
       </w:tr>
       <w:tr>
-        <w:tblPrEx>
-          <w:tblCellMar>
-            <w:top w:w="0" w:type="dxa"/>
-            <w:bottom w:w="0" w:type="dxa"/>
-          </w:tblCellMar>
-        </w:tblPrEx>
         <w:tc>
           <w:tcPr>
             <w:tcW w:w="5020" w:type="dxa"/>
@@ -1746,12 +1446,6 @@
         </w:tc>
       </w:tr>
       <w:tr>
-        <w:tblPrEx>
-          <w:tblCellMar>
-            <w:top w:w="0" w:type="dxa"/>
-            <w:bottom w:w="0" w:type="dxa"/>
-          </w:tblCellMar>
-        </w:tblPrEx>
         <w:tc>
           <w:tcPr>
             <w:tcW w:w="4680" w:type="dxa"/>
@@ -1808,12 +1502,6 @@
         </w:tc>
       </w:tr>
       <w:tr>
-        <w:tblPrEx>
-          <w:tblCellMar>
-            <w:top w:w="0" w:type="dxa"/>
-            <w:bottom w:w="0" w:type="dxa"/>
-          </w:tblCellMar>
-        </w:tblPrEx>
         <w:tc>
           <w:tcPr>
             <w:tcW w:w="5020" w:type="dxa"/>
@@ -1848,12 +1536,6 @@
         </w:tc>
       </w:tr>
       <w:tr>
-        <w:tblPrEx>
-          <w:tblCellMar>
-            <w:top w:w="0" w:type="dxa"/>
-            <w:bottom w:w="0" w:type="dxa"/>
-          </w:tblCellMar>
-        </w:tblPrEx>
         <w:tc>
           <w:tcPr>
             <w:tcW w:w="4680" w:type="dxa"/>
@@ -1877,23 +1559,7 @@
                 <w:sz w:val="18"/>
                 <w:szCs w:val="18"/>
               </w:rPr>
-              <w:t xml:space="preserve">Complete Algorithmic Forex Trading &amp; </w:t>
-            </w:r>
-            <w:proofErr w:type="spellStart"/>
-            <w:r>
-              <w:rPr>
-                <w:sz w:val="18"/>
-                <w:szCs w:val="18"/>
-              </w:rPr>
-              <w:t>Backtesting</w:t>
-            </w:r>
-            <w:proofErr w:type="spellEnd"/>
-            <w:r>
-              <w:rPr>
-                <w:sz w:val="18"/>
-                <w:szCs w:val="18"/>
-              </w:rPr>
-              <w:t xml:space="preserve"> — Udemy (Jul 2025)</w:t>
+              <w:t>Complete Algorithmic Forex Trading &amp; Backtesting — Udemy (Jul 2025)</w:t>
             </w:r>
           </w:p>
         </w:tc>
@@ -1914,7 +1580,34 @@
               <w:right w:w="140" w:type="dxa"/>
             </w:tcMar>
           </w:tcPr>
-          <w:p/>
+          <w:p>
+            <w:pPr>
+              <w:rPr>
+                <w:b/>
+                <w:bCs/>
+                <w:sz w:val="18"/>
+                <w:szCs w:val="18"/>
+              </w:rPr>
+            </w:pPr>
+            <w:r>
+              <w:rPr>
+                <w:b/>
+                <w:bCs/>
+                <w:sz w:val="18"/>
+                <w:szCs w:val="18"/>
+              </w:rPr>
+              <w:t>Developing Back-End Apps with Node.js and Express</w:t>
+            </w:r>
+          </w:p>
+          <w:p>
+            <w:r>
+              <w:rPr>
+                <w:sz w:val="18"/>
+                <w:szCs w:val="18"/>
+              </w:rPr>
+              <w:t>— IBM</w:t>
+            </w:r>
+          </w:p>
         </w:tc>
       </w:tr>
     </w:tbl>
@@ -1966,12 +1659,6 @@
         <w:gridCol w:w="2510"/>
       </w:tblGrid>
       <w:tr>
-        <w:tblPrEx>
-          <w:tblCellMar>
-            <w:top w:w="0" w:type="dxa"/>
-            <w:bottom w:w="0" w:type="dxa"/>
-          </w:tblCellMar>
-        </w:tblPrEx>
         <w:tc>
           <w:tcPr>
             <w:tcW w:w="2340" w:type="dxa"/>
